--- a/zht/docx/105.content.docx
+++ b/zht/docx/105.content.docx
@@ -349,18 +349,12 @@
           <w:lang w:val="zh_TW" w:bidi="zh_TW"/>
         </w:rPr>
       </w:r>
-      <w:hyperlink r:id="rId13">
-        <w:r>
-          <w:rPr>
-            <w:lang w:val="zh_TW" w:bidi="zh_TW"/>
-          </w:rPr>
-          <w:rPr>
-            <w:color w:val="0000EE"/>
-            <w:u w:val="single"/>
-          </w:rPr>
-          <w:t>列王紀上1:32–34</w:t>
-        </w:r>
-      </w:hyperlink>
+      <w:r>
+        <w:rPr>
+          <w:lang w:val="zh_TW" w:bidi="zh_TW"/>
+        </w:rPr>
+        <w:t>列王紀上1:32–34</w:t>
+      </w:r>
     </w:p>
     <w:p>
       <w:pPr>
@@ -373,18 +367,12 @@
           <w:lang w:val="zh_TW" w:bidi="zh_TW"/>
         </w:rPr>
       </w:r>
-      <w:hyperlink r:id="rId14">
-        <w:r>
-          <w:rPr>
-            <w:lang w:val="zh_TW" w:bidi="zh_TW"/>
-          </w:rPr>
-          <w:rPr>
-            <w:color w:val="0000EE"/>
-            <w:u w:val="single"/>
-          </w:rPr>
-          <w:t>撒母耳記上9:4</w:t>
-        </w:r>
-      </w:hyperlink>
+      <w:r>
+        <w:rPr>
+          <w:lang w:val="zh_TW" w:bidi="zh_TW"/>
+        </w:rPr>
+        <w:t>撒母耳記上9:4</w:t>
+      </w:r>
     </w:p>
     <w:p>
       <w:pPr>
@@ -397,18 +385,12 @@
           <w:lang w:val="zh_TW" w:bidi="zh_TW"/>
         </w:rPr>
       </w:r>
-      <w:hyperlink r:id="rId15">
-        <w:r>
-          <w:rPr>
-            <w:lang w:val="zh_TW" w:bidi="zh_TW"/>
-          </w:rPr>
-          <w:rPr>
-            <w:color w:val="0000EE"/>
-            <w:u w:val="single"/>
-          </w:rPr>
-          <w:t>列王紀下4:21–22</w:t>
-        </w:r>
-      </w:hyperlink>
+      <w:r>
+        <w:rPr>
+          <w:lang w:val="zh_TW" w:bidi="zh_TW"/>
+        </w:rPr>
+        <w:t>列王紀下4:21–22</w:t>
+      </w:r>
     </w:p>
     <w:p>
       <w:pPr>
@@ -421,18 +403,12 @@
           <w:lang w:val="zh_TW" w:bidi="zh_TW"/>
         </w:rPr>
       </w:r>
-      <w:hyperlink r:id="rId16">
-        <w:r>
-          <w:rPr>
-            <w:lang w:val="zh_TW" w:bidi="zh_TW"/>
-          </w:rPr>
-          <w:rPr>
-            <w:color w:val="0000EE"/>
-            <w:u w:val="single"/>
-          </w:rPr>
-          <w:t>申命記5:12–14</w:t>
-        </w:r>
-      </w:hyperlink>
+      <w:r>
+        <w:rPr>
+          <w:lang w:val="zh_TW" w:bidi="zh_TW"/>
+        </w:rPr>
+        <w:t>申命記5:12–14</w:t>
+      </w:r>
     </w:p>
     <w:p>
       <w:pPr>
@@ -445,18 +421,12 @@
           <w:lang w:val="zh_TW" w:bidi="zh_TW"/>
         </w:rPr>
       </w:r>
-      <w:hyperlink r:id="rId17">
-        <w:r>
-          <w:rPr>
-            <w:lang w:val="zh_TW" w:bidi="zh_TW"/>
-          </w:rPr>
-          <w:rPr>
-            <w:color w:val="0000EE"/>
-            <w:u w:val="single"/>
-          </w:rPr>
-          <w:t>路加福音13:15</w:t>
-        </w:r>
-      </w:hyperlink>
+      <w:r>
+        <w:rPr>
+          <w:lang w:val="zh_TW" w:bidi="zh_TW"/>
+        </w:rPr>
+        <w:t>路加福音13:15</w:t>
+      </w:r>
     </w:p>
     <w:p>
       <w:pPr>
@@ -469,18 +439,12 @@
           <w:lang w:val="zh_TW" w:bidi="zh_TW"/>
         </w:rPr>
       </w:r>
-      <w:hyperlink r:id="rId18">
-        <w:r>
-          <w:rPr>
-            <w:lang w:val="zh_TW" w:bidi="zh_TW"/>
-          </w:rPr>
-          <w:rPr>
-            <w:color w:val="0000EE"/>
-            <w:u w:val="single"/>
-          </w:rPr>
-          <w:t>馬太福音21:2</w:t>
-        </w:r>
-      </w:hyperlink>
+      <w:r>
+        <w:rPr>
+          <w:lang w:val="zh_TW" w:bidi="zh_TW"/>
+        </w:rPr>
+        <w:t>馬太福音21:2</w:t>
+      </w:r>
     </w:p>
     <w:p>
       <w:pPr>
@@ -710,18 +674,12 @@
           <w:lang w:val="zh_TW" w:bidi="zh_TW"/>
         </w:rPr>
       </w:r>
-      <w:hyperlink r:id="rId19">
-        <w:r>
-          <w:rPr>
-            <w:lang w:val="zh_TW" w:bidi="zh_TW"/>
-          </w:rPr>
-          <w:rPr>
-            <w:color w:val="0000EE"/>
-            <w:u w:val="single"/>
-          </w:rPr>
-          <w:t>創世記29:32</w:t>
-        </w:r>
-      </w:hyperlink>
+      <w:r>
+        <w:rPr>
+          <w:lang w:val="zh_TW" w:bidi="zh_TW"/>
+        </w:rPr>
+        <w:t>創世記29:32</w:t>
+      </w:r>
     </w:p>
     <w:p>
       <w:pPr>
@@ -734,18 +692,12 @@
           <w:lang w:val="zh_TW" w:bidi="zh_TW"/>
         </w:rPr>
       </w:r>
-      <w:hyperlink r:id="rId20">
-        <w:r>
-          <w:rPr>
-            <w:lang w:val="zh_TW" w:bidi="zh_TW"/>
-          </w:rPr>
-          <w:rPr>
-            <w:color w:val="0000EE"/>
-            <w:u w:val="single"/>
-          </w:rPr>
-          <w:t>創世記35:21–22</w:t>
-        </w:r>
-      </w:hyperlink>
+      <w:r>
+        <w:rPr>
+          <w:lang w:val="zh_TW" w:bidi="zh_TW"/>
+        </w:rPr>
+        <w:t>創世記35:21–22</w:t>
+      </w:r>
     </w:p>
     <w:p>
       <w:pPr>
@@ -758,18 +710,12 @@
           <w:lang w:val="zh_TW" w:bidi="zh_TW"/>
         </w:rPr>
       </w:r>
-      <w:hyperlink r:id="rId21">
-        <w:r>
-          <w:rPr>
-            <w:lang w:val="zh_TW" w:bidi="zh_TW"/>
-          </w:rPr>
-          <w:rPr>
-            <w:color w:val="0000EE"/>
-            <w:u w:val="single"/>
-          </w:rPr>
-          <w:t>創世記42:22</w:t>
-        </w:r>
-      </w:hyperlink>
+      <w:r>
+        <w:rPr>
+          <w:lang w:val="zh_TW" w:bidi="zh_TW"/>
+        </w:rPr>
+        <w:t>創世記42:22</w:t>
+      </w:r>
     </w:p>
     <w:p>
       <w:pPr>
@@ -782,18 +728,12 @@
           <w:lang w:val="zh_TW" w:bidi="zh_TW"/>
         </w:rPr>
       </w:r>
-      <w:hyperlink r:id="rId22">
-        <w:r>
-          <w:rPr>
-            <w:lang w:val="zh_TW" w:bidi="zh_TW"/>
-          </w:rPr>
-          <w:rPr>
-            <w:color w:val="0000EE"/>
-            <w:u w:val="single"/>
-          </w:rPr>
-          <w:t>創世記42:37</w:t>
-        </w:r>
-      </w:hyperlink>
+      <w:r>
+        <w:rPr>
+          <w:lang w:val="zh_TW" w:bidi="zh_TW"/>
+        </w:rPr>
+        <w:t>創世記42:37</w:t>
+      </w:r>
     </w:p>
     <w:p>
       <w:pPr>
@@ -1045,18 +985,12 @@
           <w:lang w:val="zh_TW" w:bidi="zh_TW"/>
         </w:rPr>
       </w:r>
-      <w:hyperlink r:id="rId23">
-        <w:r>
-          <w:rPr>
-            <w:lang w:val="zh_TW" w:bidi="zh_TW"/>
-          </w:rPr>
-          <w:rPr>
-            <w:color w:val="0000EE"/>
-            <w:u w:val="single"/>
-          </w:rPr>
-          <w:t>申命記4:13–14</w:t>
-        </w:r>
-      </w:hyperlink>
+      <w:r>
+        <w:rPr>
+          <w:lang w:val="zh_TW" w:bidi="zh_TW"/>
+        </w:rPr>
+        <w:t>申命記4:13–14</w:t>
+      </w:r>
     </w:p>
     <w:p>
       <w:pPr>
@@ -1069,18 +1003,12 @@
           <w:lang w:val="zh_TW" w:bidi="zh_TW"/>
         </w:rPr>
       </w:r>
-      <w:hyperlink r:id="rId24">
-        <w:r>
-          <w:rPr>
-            <w:lang w:val="zh_TW" w:bidi="zh_TW"/>
-          </w:rPr>
-          <w:rPr>
-            <w:color w:val="0000EE"/>
-            <w:u w:val="single"/>
-          </w:rPr>
-          <w:t>出埃及記27:20–21</w:t>
-        </w:r>
-      </w:hyperlink>
+      <w:r>
+        <w:rPr>
+          <w:lang w:val="zh_TW" w:bidi="zh_TW"/>
+        </w:rPr>
+        <w:t>出埃及記27:20–21</w:t>
+      </w:r>
     </w:p>
     <w:p>
       <w:pPr>
@@ -1093,18 +1021,12 @@
           <w:lang w:val="zh_TW" w:bidi="zh_TW"/>
         </w:rPr>
       </w:r>
-      <w:hyperlink r:id="rId25">
-        <w:r>
-          <w:rPr>
-            <w:lang w:val="zh_TW" w:bidi="zh_TW"/>
-          </w:rPr>
-          <w:rPr>
-            <w:color w:val="0000EE"/>
-            <w:u w:val="single"/>
-          </w:rPr>
-          <w:t>利未記8:31–33</w:t>
-        </w:r>
-      </w:hyperlink>
+      <w:r>
+        <w:rPr>
+          <w:lang w:val="zh_TW" w:bidi="zh_TW"/>
+        </w:rPr>
+        <w:t>利未記8:31–33</w:t>
+      </w:r>
     </w:p>
     <w:p>
       <w:pPr>
@@ -1117,18 +1039,12 @@
           <w:lang w:val="zh_TW" w:bidi="zh_TW"/>
         </w:rPr>
       </w:r>
-      <w:hyperlink r:id="rId26">
-        <w:r>
-          <w:rPr>
-            <w:lang w:val="zh_TW" w:bidi="zh_TW"/>
-          </w:rPr>
-          <w:rPr>
-            <w:color w:val="0000EE"/>
-            <w:u w:val="single"/>
-          </w:rPr>
-          <w:t>瑪拉基書3:6–7</w:t>
-        </w:r>
-      </w:hyperlink>
+      <w:r>
+        <w:rPr>
+          <w:lang w:val="zh_TW" w:bidi="zh_TW"/>
+        </w:rPr>
+        <w:t>瑪拉基書3:6–7</w:t>
+      </w:r>
     </w:p>
     <w:p>
       <w:pPr>
@@ -1380,18 +1296,12 @@
           <w:lang w:val="zh_TW" w:bidi="zh_TW"/>
         </w:rPr>
       </w:r>
-      <w:hyperlink r:id="rId27">
-        <w:r>
-          <w:rPr>
-            <w:lang w:val="zh_TW" w:bidi="zh_TW"/>
-          </w:rPr>
-          <w:rPr>
-            <w:color w:val="0000EE"/>
-            <w:u w:val="single"/>
-          </w:rPr>
-          <w:t>列王紀上11:11–13</w:t>
-        </w:r>
-      </w:hyperlink>
+      <w:r>
+        <w:rPr>
+          <w:lang w:val="zh_TW" w:bidi="zh_TW"/>
+        </w:rPr>
+        <w:t>列王紀上11:11–13</w:t>
+      </w:r>
     </w:p>
     <w:p>
       <w:pPr>
@@ -1404,18 +1314,12 @@
           <w:lang w:val="zh_TW" w:bidi="zh_TW"/>
         </w:rPr>
       </w:r>
-      <w:hyperlink r:id="rId28">
-        <w:r>
-          <w:rPr>
-            <w:lang w:val="zh_TW" w:bidi="zh_TW"/>
-          </w:rPr>
-          <w:rPr>
-            <w:color w:val="0000EE"/>
-            <w:u w:val="single"/>
-          </w:rPr>
-          <w:t>申命記6:20–23</w:t>
-        </w:r>
-      </w:hyperlink>
+      <w:r>
+        <w:rPr>
+          <w:lang w:val="zh_TW" w:bidi="zh_TW"/>
+        </w:rPr>
+        <w:t>申命記6:20–23</w:t>
+      </w:r>
     </w:p>
     <w:p>
       <w:pPr>
@@ -1428,18 +1332,12 @@
           <w:lang w:val="zh_TW" w:bidi="zh_TW"/>
         </w:rPr>
       </w:r>
-      <w:hyperlink r:id="rId29">
-        <w:r>
-          <w:rPr>
-            <w:lang w:val="zh_TW" w:bidi="zh_TW"/>
-          </w:rPr>
-          <w:rPr>
-            <w:color w:val="0000EE"/>
-            <w:u w:val="single"/>
-          </w:rPr>
-          <w:t>以西結書33:15</w:t>
-        </w:r>
-      </w:hyperlink>
+      <w:r>
+        <w:rPr>
+          <w:lang w:val="zh_TW" w:bidi="zh_TW"/>
+        </w:rPr>
+        <w:t>以西結書33:15</w:t>
+      </w:r>
     </w:p>
     <w:p>
       <w:pPr>
@@ -1452,18 +1350,12 @@
           <w:lang w:val="zh_TW" w:bidi="zh_TW"/>
         </w:rPr>
       </w:r>
-      <w:hyperlink r:id="rId30">
-        <w:r>
-          <w:rPr>
-            <w:lang w:val="zh_TW" w:bidi="zh_TW"/>
-          </w:rPr>
-          <w:rPr>
-            <w:color w:val="0000EE"/>
-            <w:u w:val="single"/>
-          </w:rPr>
-          <w:t>民數記19:2</w:t>
-        </w:r>
-      </w:hyperlink>
+      <w:r>
+        <w:rPr>
+          <w:lang w:val="zh_TW" w:bidi="zh_TW"/>
+        </w:rPr>
+        <w:t>民數記19:2</w:t>
+      </w:r>
     </w:p>
     <w:p>
       <w:pPr>

--- a/zht/docx/105.content.docx
+++ b/zht/docx/105.content.docx
@@ -900,19 +900,7 @@
         <w:rPr>
           <w:lang w:val="zh_TW" w:bidi="zh_TW"/>
         </w:rPr>
-        <w:t>（另見：</w:t>
-      </w:r>
-      <w:r>
-        <w:rPr>
-          <w:lang w:val="zh_TW" w:bidi="zh_TW"/>
-        </w:rPr>
-        <w:t>命令</w:t>
-      </w:r>
-      <w:r>
-        <w:rPr>
-          <w:lang w:val="zh_TW" w:bidi="zh_TW"/>
-        </w:rPr>
-        <w:t>、</w:t>
+        <w:t>（另見：命令、</w:t>
       </w:r>
       <w:r>
         <w:rPr>
@@ -1211,19 +1199,7 @@
         <w:rPr>
           <w:lang w:val="zh_TW" w:bidi="zh_TW"/>
         </w:rPr>
-        <w:t>（另見：</w:t>
-      </w:r>
-      <w:r>
-        <w:rPr>
-          <w:lang w:val="zh_TW" w:bidi="zh_TW"/>
-        </w:rPr>
-        <w:t>命令</w:t>
-      </w:r>
-      <w:r>
-        <w:rPr>
-          <w:lang w:val="zh_TW" w:bidi="zh_TW"/>
-        </w:rPr>
-        <w:t>、</w:t>
+        <w:t>（另見：命令、</w:t>
       </w:r>
       <w:r>
         <w:rPr>
